--- a/courseware/LP-Business Innovation with IoT.docx
+++ b/courseware/LP-Business Innovation with IoT.docx
@@ -179,7 +179,7 @@
           <w:color w:val="1F6FEB"/>
           <w:sz w:val="24"/>
         </w:rPr>
-        <w:t>Version 10.0</w:t>
+        <w:t>Version 10.1</w:t>
       </w:r>
     </w:p>
     <w:p>
@@ -381,6 +381,64 @@
                 <w:sz w:val="19"/>
               </w:rPr>
               <w:t>Major revision. Restructured to the accredited one-day (8-hour) format per Course Proposal CA-WSQ-2020-007388. All practical activities replaced with four hands-on labs on the IoTFlow platform (https://iot.tertiaryinfotech.com); ThingSpeak, MATLAB and IFTTT content retired. Assessment stated as WA (Q&amp;A) plus Oral Questioning.</w:t>
+            </w:r>
+          </w:p>
+        </w:tc>
+        <w:tc>
+          <w:tcPr>
+            <w:tcW w:type="dxa" w:w="2160"/>
+          </w:tcPr>
+          <w:p>
+            <w:r/>
+            <w:r>
+              <w:rPr>
+                <w:sz w:val="19"/>
+              </w:rPr>
+              <w:t>Dr. Alfred Ang</w:t>
+            </w:r>
+          </w:p>
+        </w:tc>
+      </w:tr>
+      <w:tr>
+        <w:tc>
+          <w:tcPr>
+            <w:tcW w:type="dxa" w:w="2160"/>
+          </w:tcPr>
+          <w:p>
+            <w:r/>
+            <w:r>
+              <w:rPr>
+                <w:sz w:val="19"/>
+              </w:rPr>
+              <w:t>10.1</w:t>
+            </w:r>
+          </w:p>
+        </w:tc>
+        <w:tc>
+          <w:tcPr>
+            <w:tcW w:type="dxa" w:w="2160"/>
+          </w:tcPr>
+          <w:p>
+            <w:r/>
+            <w:r>
+              <w:rPr>
+                <w:sz w:val="19"/>
+              </w:rPr>
+              <w:t>11 August 2026</w:t>
+            </w:r>
+          </w:p>
+        </w:tc>
+        <w:tc>
+          <w:tcPr>
+            <w:tcW w:type="dxa" w:w="2160"/>
+          </w:tcPr>
+          <w:p>
+            <w:r/>
+            <w:r>
+              <w:rPr>
+                <w:sz w:val="19"/>
+              </w:rPr>
+              <w:t>Each lab is now a self-contained folder (labs/lab-NN/) holding its instructions plus runnable Python scripts built on the official iotflow client. No change to the schedule, timings or assessment.</w:t>
             </w:r>
           </w:p>
         </w:tc>
